--- a/client/public/Templates/Order of businesses clearance.docx
+++ b/client/public/Templates/Order of businesses clearance.docx
@@ -71,19 +71,15 @@
       <w:r>
         <w:t>{</w:t>
       </w:r>
-      <w:proofErr w:type="spellStart"/>
       <w:r>
         <w:t>Firstname</w:t>
       </w:r>
-      <w:proofErr w:type="spellEnd"/>
       <w:r>
         <w:t>}{</w:t>
       </w:r>
-      <w:proofErr w:type="spellStart"/>
       <w:r>
         <w:t>Middlename</w:t>
       </w:r>
-      <w:proofErr w:type="spellEnd"/>
       <w:r>
         <w:t>}{</w:t>
       </w:r>
@@ -98,7 +94,6 @@
       <w:r>
         <w:t>BUSINESS ADDRESS</w:t>
       </w:r>
-      <w:proofErr w:type="gramStart"/>
       <w:r>
         <w:tab/>
         <w:t>:</w:t>
@@ -106,7 +101,6 @@
       <w:r>
         <w:t>{</w:t>
       </w:r>
-      <w:proofErr w:type="gramEnd"/>
       <w:r>
         <w:t>Location</w:t>
       </w:r>
@@ -118,7 +112,6 @@
       <w:r>
         <w:t>NATURE OF BUSINESS</w:t>
       </w:r>
-      <w:proofErr w:type="gramStart"/>
       <w:r>
         <w:tab/>
         <w:t>:</w:t>
@@ -126,7 +119,6 @@
       <w:r>
         <w:t>{</w:t>
       </w:r>
-      <w:proofErr w:type="gramEnd"/>
       <w:r>
         <w:t>Nature</w:t>
       </w:r>
@@ -139,7 +131,6 @@
       <w:r>
         <w:t>AMOUNT</w:t>
       </w:r>
-      <w:proofErr w:type="gramStart"/>
       <w:r>
         <w:tab/>
         <w:t>:</w:t>
@@ -147,7 +138,6 @@
       <w:r>
         <w:t>{</w:t>
       </w:r>
-      <w:proofErr w:type="gramEnd"/>
       <w:r>
         <w:t>Amount</w:t>
       </w:r>
@@ -158,23 +148,17 @@
         <w:br/>
         <w:t>ISSUED BY</w:t>
       </w:r>
-      <w:proofErr w:type="gramStart"/>
       <w:r>
         <w:tab/>
         <w:t>:</w:t>
       </w:r>
       <w:r>
-        <w:t>_</w:t>
-      </w:r>
-      <w:proofErr w:type="gramEnd"/>
-      <w:r>
-        <w:t>______________________</w:t>
+        <w:t>_______________________</w:t>
       </w:r>
       <w:r>
         <w:br/>
         <w:t>DATA ISSUED</w:t>
       </w:r>
-      <w:proofErr w:type="gramStart"/>
       <w:r>
         <w:tab/>
         <w:t>:</w:t>
@@ -182,18 +166,18 @@
       <w:r>
         <w:t>{</w:t>
       </w:r>
-      <w:proofErr w:type="spellStart"/>
-      <w:proofErr w:type="gramEnd"/>
       <w:r>
         <w:t>Currrentdate</w:t>
       </w:r>
-      <w:proofErr w:type="spellEnd"/>
       <w:r>
         <w:t>}</w:t>
       </w:r>
     </w:p>
-    <w:p/>
-    <w:p/>
+    <w:p>
+      <w:r>
+        <w:t>{qr}</w:t>
+      </w:r>
+    </w:p>
     <w:p/>
     <w:p/>
     <w:p/>
@@ -390,13 +374,8 @@
       </w:pict>
     </w:r>
     <w:r>
-      <w:t xml:space="preserve">Republic of the </w:t>
+      <w:t>Republic of the Phillipines</w:t>
     </w:r>
-    <w:proofErr w:type="spellStart"/>
-    <w:r>
-      <w:t>Phillipines</w:t>
-    </w:r>
-    <w:proofErr w:type="spellEnd"/>
     <w:r>
       <w:br/>
     </w:r>
